--- a/5.人员管理/1.流程制度规范类文件/050107-人员入离职管理制度.docx
+++ b/5.人员管理/1.流程制度规范类文件/050107-人员入离职管理制度.docx
@@ -20,7 +20,28 @@
         <w:snapToGrid w:val="0"/>
         <w:textAlignment w:val="baseline"/>
       </w:pPr>
-      <w:bookmarkStart w:id="0" w:name="_Toc4948"/>
+      <w:bookmarkStart w:id="0" w:name="_Toc16653"/>
+    </w:p>
+    <w:p>
+      <w:pPr>
+        <w:pStyle w:val="31"/>
+        <w:keepNext w:val="0"/>
+        <w:keepLines w:val="0"/>
+        <w:pageBreakBefore w:val="0"/>
+        <w:widowControl w:val="0"/>
+        <w:kinsoku w:val="0"/>
+        <w:wordWrap/>
+        <w:overflowPunct/>
+        <w:topLinePunct w:val="0"/>
+        <w:autoSpaceDE w:val="0"/>
+        <w:autoSpaceDN w:val="0"/>
+        <w:bidi w:val="0"/>
+        <w:adjustRightInd w:val="0"/>
+        <w:snapToGrid w:val="0"/>
+        <w:textAlignment w:val="baseline"/>
+      </w:pPr>
+      <w:bookmarkStart w:id="76" w:name="_GoBack"/>
+      <w:bookmarkEnd w:id="76"/>
       <w:r>
         <w:t>人员</w:t>
       </w:r>
@@ -54,7 +75,7 @@
         <w:snapToGrid w:val="0"/>
         <w:textAlignment w:val="baseline"/>
       </w:pPr>
-      <w:bookmarkStart w:id="1" w:name="_Toc6820"/>
+      <w:bookmarkStart w:id="1" w:name="_Toc12296"/>
       <w:r>
         <w:t>甘肃国邦信息科技有限公司</w:t>
       </w:r>
@@ -79,15 +100,19 @@
         <w:textAlignment w:val="baseline"/>
         <w:rPr>
           <w:rFonts w:hint="eastAsia" w:ascii="宋体" w:hAnsi="宋体" w:eastAsia="宋体" w:cs="宋体"/>
+          <w:b w:val="0"/>
+          <w:bCs w:val="0"/>
           <w:sz w:val="36"/>
           <w:szCs w:val="36"/>
           <w:lang w:val="en-US" w:eastAsia="zh-CN"/>
         </w:rPr>
       </w:pPr>
-      <w:bookmarkStart w:id="2" w:name="_Toc7323"/>
+      <w:bookmarkStart w:id="2" w:name="_Toc12533"/>
       <w:r>
         <w:rPr>
           <w:rFonts w:hint="eastAsia" w:ascii="宋体" w:hAnsi="宋体" w:eastAsia="宋体" w:cs="宋体"/>
+          <w:b w:val="0"/>
+          <w:bCs w:val="0"/>
           <w:sz w:val="36"/>
           <w:szCs w:val="36"/>
           <w:lang w:val="en-US" w:eastAsia="zh-CN"/>
@@ -115,6 +140,8 @@
         <w:textAlignment w:val="baseline"/>
         <w:rPr>
           <w:rFonts w:hint="eastAsia" w:ascii="宋体" w:hAnsi="宋体" w:eastAsia="宋体" w:cs="宋体"/>
+          <w:b w:val="0"/>
+          <w:bCs w:val="0"/>
           <w:sz w:val="36"/>
           <w:szCs w:val="36"/>
         </w:rPr>
@@ -150,7 +177,7 @@
           <w:szCs w:val="28"/>
         </w:rPr>
       </w:pPr>
-      <w:bookmarkStart w:id="3" w:name="_Toc2992"/>
+      <w:bookmarkStart w:id="3" w:name="_Toc131"/>
       <w:r>
         <w:rPr>
           <w:rFonts w:ascii="宋体" w:hAnsi="宋体" w:eastAsia="宋体" w:cs="宋体"/>
@@ -304,7 +331,26 @@
                 <w:sz w:val="21"/>
                 <w:szCs w:val="21"/>
               </w:rPr>
-              <w:t>人员备份管理制度（GSGB-ITSS-RY</w:t>
+              <w:t>人员</w:t>
+            </w:r>
+            <w:r>
+              <w:rPr>
+                <w:rFonts w:hint="eastAsia" w:ascii="宋体" w:hAnsi="宋体" w:cs="宋体"/>
+                <w:spacing w:val="-1"/>
+                <w:sz w:val="21"/>
+                <w:szCs w:val="21"/>
+                <w:lang w:val="en-US" w:eastAsia="zh-CN"/>
+              </w:rPr>
+              <w:t>入离职</w:t>
+            </w:r>
+            <w:r>
+              <w:rPr>
+                <w:rFonts w:ascii="宋体" w:hAnsi="宋体" w:eastAsia="宋体" w:cs="宋体"/>
+                <w:spacing w:val="-1"/>
+                <w:sz w:val="21"/>
+                <w:szCs w:val="21"/>
+              </w:rPr>
+              <w:t>管理制度（GSGB-ITSS-RY</w:t>
             </w:r>
             <w:r>
               <w:rPr>
@@ -1529,9 +1575,23 @@
         <w:p>
           <w:pPr>
             <w:pStyle w:val="16"/>
+            <w:keepNext w:val="0"/>
+            <w:keepLines w:val="0"/>
+            <w:pageBreakBefore w:val="0"/>
+            <w:widowControl w:val="0"/>
             <w:tabs>
               <w:tab w:val="right" w:leader="dot" w:pos="8488"/>
             </w:tabs>
+            <w:kinsoku w:val="0"/>
+            <w:wordWrap/>
+            <w:overflowPunct/>
+            <w:topLinePunct w:val="0"/>
+            <w:autoSpaceDE w:val="0"/>
+            <w:autoSpaceDN w:val="0"/>
+            <w:bidi w:val="0"/>
+            <w:adjustRightInd w:val="0"/>
+            <w:snapToGrid w:val="0"/>
+            <w:textAlignment w:val="baseline"/>
           </w:pPr>
           <w:r>
             <w:rPr>
@@ -1569,7 +1629,7 @@
               <w:rFonts w:ascii="宋体" w:hAnsi="宋体" w:eastAsia="宋体" w:cs="宋体"/>
               <w:szCs w:val="21"/>
             </w:rPr>
-            <w:instrText xml:space="preserve"> HYPERLINK \l _Toc4948 </w:instrText>
+            <w:instrText xml:space="preserve"> HYPERLINK \l _Toc16653 </w:instrText>
           </w:r>
           <w:r>
             <w:rPr>
@@ -1598,7 +1658,7 @@
             <w:fldChar w:fldCharType="begin"/>
           </w:r>
           <w:r>
-            <w:instrText xml:space="preserve"> PAGEREF _Toc4948 \h </w:instrText>
+            <w:instrText xml:space="preserve"> PAGEREF _Toc16653 \h </w:instrText>
           </w:r>
           <w:r>
             <w:fldChar w:fldCharType="separate"/>
@@ -1620,9 +1680,23 @@
         <w:p>
           <w:pPr>
             <w:pStyle w:val="16"/>
+            <w:keepNext w:val="0"/>
+            <w:keepLines w:val="0"/>
+            <w:pageBreakBefore w:val="0"/>
+            <w:widowControl w:val="0"/>
             <w:tabs>
               <w:tab w:val="right" w:leader="dot" w:pos="8488"/>
             </w:tabs>
+            <w:kinsoku w:val="0"/>
+            <w:wordWrap/>
+            <w:overflowPunct/>
+            <w:topLinePunct w:val="0"/>
+            <w:autoSpaceDE w:val="0"/>
+            <w:autoSpaceDN w:val="0"/>
+            <w:bidi w:val="0"/>
+            <w:adjustRightInd w:val="0"/>
+            <w:snapToGrid w:val="0"/>
+            <w:textAlignment w:val="baseline"/>
           </w:pPr>
           <w:r>
             <w:rPr>
@@ -1636,7 +1710,7 @@
               <w:rFonts w:ascii="宋体" w:hAnsi="宋体" w:eastAsia="宋体" w:cs="宋体"/>
               <w:szCs w:val="21"/>
             </w:rPr>
-            <w:instrText xml:space="preserve"> HYPERLINK \l _Toc6820 </w:instrText>
+            <w:instrText xml:space="preserve"> HYPERLINK \l _Toc12296 </w:instrText>
           </w:r>
           <w:r>
             <w:rPr>
@@ -1655,7 +1729,7 @@
             <w:fldChar w:fldCharType="begin"/>
           </w:r>
           <w:r>
-            <w:instrText xml:space="preserve"> PAGEREF _Toc6820 \h </w:instrText>
+            <w:instrText xml:space="preserve"> PAGEREF _Toc12296 \h </w:instrText>
           </w:r>
           <w:r>
             <w:fldChar w:fldCharType="separate"/>
@@ -1677,9 +1751,23 @@
         <w:p>
           <w:pPr>
             <w:pStyle w:val="16"/>
+            <w:keepNext w:val="0"/>
+            <w:keepLines w:val="0"/>
+            <w:pageBreakBefore w:val="0"/>
+            <w:widowControl w:val="0"/>
             <w:tabs>
               <w:tab w:val="right" w:leader="dot" w:pos="8488"/>
             </w:tabs>
+            <w:kinsoku w:val="0"/>
+            <w:wordWrap/>
+            <w:overflowPunct/>
+            <w:topLinePunct w:val="0"/>
+            <w:autoSpaceDE w:val="0"/>
+            <w:autoSpaceDN w:val="0"/>
+            <w:bidi w:val="0"/>
+            <w:adjustRightInd w:val="0"/>
+            <w:snapToGrid w:val="0"/>
+            <w:textAlignment w:val="baseline"/>
           </w:pPr>
           <w:r>
             <w:rPr>
@@ -1693,7 +1781,7 @@
               <w:rFonts w:ascii="宋体" w:hAnsi="宋体" w:eastAsia="宋体" w:cs="宋体"/>
               <w:szCs w:val="21"/>
             </w:rPr>
-            <w:instrText xml:space="preserve"> HYPERLINK \l _Toc7323 </w:instrText>
+            <w:instrText xml:space="preserve"> HYPERLINK \l _Toc12533 </w:instrText>
           </w:r>
           <w:r>
             <w:rPr>
@@ -1705,6 +1793,7 @@
           <w:r>
             <w:rPr>
               <w:rFonts w:hint="eastAsia" w:ascii="宋体" w:hAnsi="宋体" w:eastAsia="宋体" w:cs="宋体"/>
+              <w:bCs w:val="0"/>
               <w:szCs w:val="36"/>
               <w:lang w:val="en-US" w:eastAsia="zh-CN"/>
             </w:rPr>
@@ -1717,7 +1806,7 @@
             <w:fldChar w:fldCharType="begin"/>
           </w:r>
           <w:r>
-            <w:instrText xml:space="preserve"> PAGEREF _Toc7323 \h </w:instrText>
+            <w:instrText xml:space="preserve"> PAGEREF _Toc12533 \h </w:instrText>
           </w:r>
           <w:r>
             <w:fldChar w:fldCharType="separate"/>
@@ -1739,9 +1828,23 @@
         <w:p>
           <w:pPr>
             <w:pStyle w:val="17"/>
+            <w:keepNext w:val="0"/>
+            <w:keepLines w:val="0"/>
+            <w:pageBreakBefore w:val="0"/>
+            <w:widowControl w:val="0"/>
             <w:tabs>
               <w:tab w:val="right" w:leader="dot" w:pos="8488"/>
             </w:tabs>
+            <w:kinsoku w:val="0"/>
+            <w:wordWrap/>
+            <w:overflowPunct/>
+            <w:topLinePunct w:val="0"/>
+            <w:autoSpaceDE w:val="0"/>
+            <w:autoSpaceDN w:val="0"/>
+            <w:bidi w:val="0"/>
+            <w:adjustRightInd w:val="0"/>
+            <w:snapToGrid w:val="0"/>
+            <w:textAlignment w:val="baseline"/>
           </w:pPr>
           <w:r>
             <w:rPr>
@@ -1755,7 +1858,7 @@
               <w:rFonts w:ascii="宋体" w:hAnsi="宋体" w:eastAsia="宋体" w:cs="宋体"/>
               <w:szCs w:val="21"/>
             </w:rPr>
-            <w:instrText xml:space="preserve"> HYPERLINK \l _Toc2992 </w:instrText>
+            <w:instrText xml:space="preserve"> HYPERLINK \l _Toc131 </w:instrText>
           </w:r>
           <w:r>
             <w:rPr>
@@ -1779,7 +1882,7 @@
             <w:fldChar w:fldCharType="begin"/>
           </w:r>
           <w:r>
-            <w:instrText xml:space="preserve"> PAGEREF _Toc2992 \h </w:instrText>
+            <w:instrText xml:space="preserve"> PAGEREF _Toc131 \h </w:instrText>
           </w:r>
           <w:r>
             <w:fldChar w:fldCharType="separate"/>
@@ -1801,9 +1904,23 @@
         <w:p>
           <w:pPr>
             <w:pStyle w:val="16"/>
+            <w:keepNext w:val="0"/>
+            <w:keepLines w:val="0"/>
+            <w:pageBreakBefore w:val="0"/>
+            <w:widowControl w:val="0"/>
             <w:tabs>
               <w:tab w:val="right" w:leader="dot" w:pos="8488"/>
             </w:tabs>
+            <w:kinsoku w:val="0"/>
+            <w:wordWrap/>
+            <w:overflowPunct/>
+            <w:topLinePunct w:val="0"/>
+            <w:autoSpaceDE w:val="0"/>
+            <w:autoSpaceDN w:val="0"/>
+            <w:bidi w:val="0"/>
+            <w:adjustRightInd w:val="0"/>
+            <w:snapToGrid w:val="0"/>
+            <w:textAlignment w:val="baseline"/>
           </w:pPr>
           <w:r>
             <w:rPr>
@@ -1817,7 +1934,7 @@
               <w:rFonts w:ascii="宋体" w:hAnsi="宋体" w:eastAsia="宋体" w:cs="宋体"/>
               <w:szCs w:val="21"/>
             </w:rPr>
-            <w:instrText xml:space="preserve"> HYPERLINK \l _Toc26997 </w:instrText>
+            <w:instrText xml:space="preserve"> HYPERLINK \l _Toc9993 </w:instrText>
           </w:r>
           <w:r>
             <w:rPr>
@@ -1845,7 +1962,7 @@
             <w:fldChar w:fldCharType="begin"/>
           </w:r>
           <w:r>
-            <w:instrText xml:space="preserve"> PAGEREF _Toc26997 \h </w:instrText>
+            <w:instrText xml:space="preserve"> PAGEREF _Toc9993 \h </w:instrText>
           </w:r>
           <w:r>
             <w:fldChar w:fldCharType="separate"/>
@@ -1867,9 +1984,23 @@
         <w:p>
           <w:pPr>
             <w:pStyle w:val="16"/>
+            <w:keepNext w:val="0"/>
+            <w:keepLines w:val="0"/>
+            <w:pageBreakBefore w:val="0"/>
+            <w:widowControl w:val="0"/>
             <w:tabs>
               <w:tab w:val="right" w:leader="dot" w:pos="8488"/>
             </w:tabs>
+            <w:kinsoku w:val="0"/>
+            <w:wordWrap/>
+            <w:overflowPunct/>
+            <w:topLinePunct w:val="0"/>
+            <w:autoSpaceDE w:val="0"/>
+            <w:autoSpaceDN w:val="0"/>
+            <w:bidi w:val="0"/>
+            <w:adjustRightInd w:val="0"/>
+            <w:snapToGrid w:val="0"/>
+            <w:textAlignment w:val="baseline"/>
           </w:pPr>
           <w:r>
             <w:rPr>
@@ -1883,7 +2014,7 @@
               <w:rFonts w:ascii="宋体" w:hAnsi="宋体" w:eastAsia="宋体" w:cs="宋体"/>
               <w:szCs w:val="21"/>
             </w:rPr>
-            <w:instrText xml:space="preserve"> HYPERLINK \l _Toc29004 </w:instrText>
+            <w:instrText xml:space="preserve"> HYPERLINK \l _Toc3926 </w:instrText>
           </w:r>
           <w:r>
             <w:rPr>
@@ -1911,7 +2042,7 @@
             <w:fldChar w:fldCharType="begin"/>
           </w:r>
           <w:r>
-            <w:instrText xml:space="preserve"> PAGEREF _Toc29004 \h </w:instrText>
+            <w:instrText xml:space="preserve"> PAGEREF _Toc3926 \h </w:instrText>
           </w:r>
           <w:r>
             <w:fldChar w:fldCharType="separate"/>
@@ -1933,9 +2064,23 @@
         <w:p>
           <w:pPr>
             <w:pStyle w:val="16"/>
+            <w:keepNext w:val="0"/>
+            <w:keepLines w:val="0"/>
+            <w:pageBreakBefore w:val="0"/>
+            <w:widowControl w:val="0"/>
             <w:tabs>
               <w:tab w:val="right" w:leader="dot" w:pos="8488"/>
             </w:tabs>
+            <w:kinsoku w:val="0"/>
+            <w:wordWrap/>
+            <w:overflowPunct/>
+            <w:topLinePunct w:val="0"/>
+            <w:autoSpaceDE w:val="0"/>
+            <w:autoSpaceDN w:val="0"/>
+            <w:bidi w:val="0"/>
+            <w:adjustRightInd w:val="0"/>
+            <w:snapToGrid w:val="0"/>
+            <w:textAlignment w:val="baseline"/>
           </w:pPr>
           <w:r>
             <w:rPr>
@@ -1949,7 +2094,7 @@
               <w:rFonts w:ascii="宋体" w:hAnsi="宋体" w:eastAsia="宋体" w:cs="宋体"/>
               <w:szCs w:val="21"/>
             </w:rPr>
-            <w:instrText xml:space="preserve"> HYPERLINK \l _Toc20416 </w:instrText>
+            <w:instrText xml:space="preserve"> HYPERLINK \l _Toc12416 </w:instrText>
           </w:r>
           <w:r>
             <w:rPr>
@@ -1977,7 +2122,7 @@
             <w:fldChar w:fldCharType="begin"/>
           </w:r>
           <w:r>
-            <w:instrText xml:space="preserve"> PAGEREF _Toc20416 \h </w:instrText>
+            <w:instrText xml:space="preserve"> PAGEREF _Toc12416 \h </w:instrText>
           </w:r>
           <w:r>
             <w:fldChar w:fldCharType="separate"/>
@@ -1999,9 +2144,23 @@
         <w:p>
           <w:pPr>
             <w:pStyle w:val="17"/>
+            <w:keepNext w:val="0"/>
+            <w:keepLines w:val="0"/>
+            <w:pageBreakBefore w:val="0"/>
+            <w:widowControl w:val="0"/>
             <w:tabs>
               <w:tab w:val="right" w:leader="dot" w:pos="8488"/>
             </w:tabs>
+            <w:kinsoku w:val="0"/>
+            <w:wordWrap/>
+            <w:overflowPunct/>
+            <w:topLinePunct w:val="0"/>
+            <w:autoSpaceDE w:val="0"/>
+            <w:autoSpaceDN w:val="0"/>
+            <w:bidi w:val="0"/>
+            <w:adjustRightInd w:val="0"/>
+            <w:snapToGrid w:val="0"/>
+            <w:textAlignment w:val="baseline"/>
           </w:pPr>
           <w:r>
             <w:rPr>
@@ -2015,7 +2174,7 @@
               <w:rFonts w:ascii="宋体" w:hAnsi="宋体" w:eastAsia="宋体" w:cs="宋体"/>
               <w:szCs w:val="21"/>
             </w:rPr>
-            <w:instrText xml:space="preserve"> HYPERLINK \l _Toc1576 </w:instrText>
+            <w:instrText xml:space="preserve"> HYPERLINK \l _Toc13759 </w:instrText>
           </w:r>
           <w:r>
             <w:rPr>
@@ -2043,7 +2202,7 @@
             <w:fldChar w:fldCharType="begin"/>
           </w:r>
           <w:r>
-            <w:instrText xml:space="preserve"> PAGEREF _Toc1576 \h </w:instrText>
+            <w:instrText xml:space="preserve"> PAGEREF _Toc13759 \h </w:instrText>
           </w:r>
           <w:r>
             <w:fldChar w:fldCharType="separate"/>
@@ -2065,9 +2224,23 @@
         <w:p>
           <w:pPr>
             <w:pStyle w:val="17"/>
+            <w:keepNext w:val="0"/>
+            <w:keepLines w:val="0"/>
+            <w:pageBreakBefore w:val="0"/>
+            <w:widowControl w:val="0"/>
             <w:tabs>
               <w:tab w:val="right" w:leader="dot" w:pos="8488"/>
             </w:tabs>
+            <w:kinsoku w:val="0"/>
+            <w:wordWrap/>
+            <w:overflowPunct/>
+            <w:topLinePunct w:val="0"/>
+            <w:autoSpaceDE w:val="0"/>
+            <w:autoSpaceDN w:val="0"/>
+            <w:bidi w:val="0"/>
+            <w:adjustRightInd w:val="0"/>
+            <w:snapToGrid w:val="0"/>
+            <w:textAlignment w:val="baseline"/>
           </w:pPr>
           <w:r>
             <w:rPr>
@@ -2081,7 +2254,7 @@
               <w:rFonts w:ascii="宋体" w:hAnsi="宋体" w:eastAsia="宋体" w:cs="宋体"/>
               <w:szCs w:val="21"/>
             </w:rPr>
-            <w:instrText xml:space="preserve"> HYPERLINK \l _Toc4756 </w:instrText>
+            <w:instrText xml:space="preserve"> HYPERLINK \l _Toc18171 </w:instrText>
           </w:r>
           <w:r>
             <w:rPr>
@@ -2109,7 +2282,7 @@
             <w:fldChar w:fldCharType="begin"/>
           </w:r>
           <w:r>
-            <w:instrText xml:space="preserve"> PAGEREF _Toc4756 \h </w:instrText>
+            <w:instrText xml:space="preserve"> PAGEREF _Toc18171 \h </w:instrText>
           </w:r>
           <w:r>
             <w:fldChar w:fldCharType="separate"/>
@@ -2131,9 +2304,23 @@
         <w:p>
           <w:pPr>
             <w:pStyle w:val="17"/>
+            <w:keepNext w:val="0"/>
+            <w:keepLines w:val="0"/>
+            <w:pageBreakBefore w:val="0"/>
+            <w:widowControl w:val="0"/>
             <w:tabs>
               <w:tab w:val="right" w:leader="dot" w:pos="8488"/>
             </w:tabs>
+            <w:kinsoku w:val="0"/>
+            <w:wordWrap/>
+            <w:overflowPunct/>
+            <w:topLinePunct w:val="0"/>
+            <w:autoSpaceDE w:val="0"/>
+            <w:autoSpaceDN w:val="0"/>
+            <w:bidi w:val="0"/>
+            <w:adjustRightInd w:val="0"/>
+            <w:snapToGrid w:val="0"/>
+            <w:textAlignment w:val="baseline"/>
           </w:pPr>
           <w:r>
             <w:rPr>
@@ -2147,7 +2334,7 @@
               <w:rFonts w:ascii="宋体" w:hAnsi="宋体" w:eastAsia="宋体" w:cs="宋体"/>
               <w:szCs w:val="21"/>
             </w:rPr>
-            <w:instrText xml:space="preserve"> HYPERLINK \l _Toc12185 </w:instrText>
+            <w:instrText xml:space="preserve"> HYPERLINK \l _Toc24268 </w:instrText>
           </w:r>
           <w:r>
             <w:rPr>
@@ -2175,7 +2362,7 @@
             <w:fldChar w:fldCharType="begin"/>
           </w:r>
           <w:r>
-            <w:instrText xml:space="preserve"> PAGEREF _Toc12185 \h </w:instrText>
+            <w:instrText xml:space="preserve"> PAGEREF _Toc24268 \h </w:instrText>
           </w:r>
           <w:r>
             <w:fldChar w:fldCharType="separate"/>
@@ -2197,9 +2384,23 @@
         <w:p>
           <w:pPr>
             <w:pStyle w:val="16"/>
+            <w:keepNext w:val="0"/>
+            <w:keepLines w:val="0"/>
+            <w:pageBreakBefore w:val="0"/>
+            <w:widowControl w:val="0"/>
             <w:tabs>
               <w:tab w:val="right" w:leader="dot" w:pos="8488"/>
             </w:tabs>
+            <w:kinsoku w:val="0"/>
+            <w:wordWrap/>
+            <w:overflowPunct/>
+            <w:topLinePunct w:val="0"/>
+            <w:autoSpaceDE w:val="0"/>
+            <w:autoSpaceDN w:val="0"/>
+            <w:bidi w:val="0"/>
+            <w:adjustRightInd w:val="0"/>
+            <w:snapToGrid w:val="0"/>
+            <w:textAlignment w:val="baseline"/>
           </w:pPr>
           <w:r>
             <w:rPr>
@@ -2213,7 +2414,7 @@
               <w:rFonts w:ascii="宋体" w:hAnsi="宋体" w:eastAsia="宋体" w:cs="宋体"/>
               <w:szCs w:val="21"/>
             </w:rPr>
-            <w:instrText xml:space="preserve"> HYPERLINK \l _Toc24097 </w:instrText>
+            <w:instrText xml:space="preserve"> HYPERLINK \l _Toc27003 </w:instrText>
           </w:r>
           <w:r>
             <w:rPr>
@@ -2241,7 +2442,7 @@
             <w:fldChar w:fldCharType="begin"/>
           </w:r>
           <w:r>
-            <w:instrText xml:space="preserve"> PAGEREF _Toc24097 \h </w:instrText>
+            <w:instrText xml:space="preserve"> PAGEREF _Toc27003 \h </w:instrText>
           </w:r>
           <w:r>
             <w:fldChar w:fldCharType="separate"/>
@@ -2263,9 +2464,23 @@
         <w:p>
           <w:pPr>
             <w:pStyle w:val="17"/>
+            <w:keepNext w:val="0"/>
+            <w:keepLines w:val="0"/>
+            <w:pageBreakBefore w:val="0"/>
+            <w:widowControl w:val="0"/>
             <w:tabs>
               <w:tab w:val="right" w:leader="dot" w:pos="8488"/>
             </w:tabs>
+            <w:kinsoku w:val="0"/>
+            <w:wordWrap/>
+            <w:overflowPunct/>
+            <w:topLinePunct w:val="0"/>
+            <w:autoSpaceDE w:val="0"/>
+            <w:autoSpaceDN w:val="0"/>
+            <w:bidi w:val="0"/>
+            <w:adjustRightInd w:val="0"/>
+            <w:snapToGrid w:val="0"/>
+            <w:textAlignment w:val="baseline"/>
           </w:pPr>
           <w:r>
             <w:rPr>
@@ -2279,7 +2494,7 @@
               <w:rFonts w:ascii="宋体" w:hAnsi="宋体" w:eastAsia="宋体" w:cs="宋体"/>
               <w:szCs w:val="21"/>
             </w:rPr>
-            <w:instrText xml:space="preserve"> HYPERLINK \l _Toc7282 </w:instrText>
+            <w:instrText xml:space="preserve"> HYPERLINK \l _Toc29950 </w:instrText>
           </w:r>
           <w:r>
             <w:rPr>
@@ -2307,7 +2522,7 @@
             <w:fldChar w:fldCharType="begin"/>
           </w:r>
           <w:r>
-            <w:instrText xml:space="preserve"> PAGEREF _Toc7282 \h </w:instrText>
+            <w:instrText xml:space="preserve"> PAGEREF _Toc29950 \h </w:instrText>
           </w:r>
           <w:r>
             <w:fldChar w:fldCharType="separate"/>
@@ -2329,9 +2544,23 @@
         <w:p>
           <w:pPr>
             <w:pStyle w:val="17"/>
+            <w:keepNext w:val="0"/>
+            <w:keepLines w:val="0"/>
+            <w:pageBreakBefore w:val="0"/>
+            <w:widowControl w:val="0"/>
             <w:tabs>
               <w:tab w:val="right" w:leader="dot" w:pos="8488"/>
             </w:tabs>
+            <w:kinsoku w:val="0"/>
+            <w:wordWrap/>
+            <w:overflowPunct/>
+            <w:topLinePunct w:val="0"/>
+            <w:autoSpaceDE w:val="0"/>
+            <w:autoSpaceDN w:val="0"/>
+            <w:bidi w:val="0"/>
+            <w:adjustRightInd w:val="0"/>
+            <w:snapToGrid w:val="0"/>
+            <w:textAlignment w:val="baseline"/>
           </w:pPr>
           <w:r>
             <w:rPr>
@@ -2345,7 +2574,7 @@
               <w:rFonts w:ascii="宋体" w:hAnsi="宋体" w:eastAsia="宋体" w:cs="宋体"/>
               <w:szCs w:val="21"/>
             </w:rPr>
-            <w:instrText xml:space="preserve"> HYPERLINK \l _Toc13229 </w:instrText>
+            <w:instrText xml:space="preserve"> HYPERLINK \l _Toc10738 </w:instrText>
           </w:r>
           <w:r>
             <w:rPr>
@@ -2373,7 +2602,7 @@
             <w:fldChar w:fldCharType="begin"/>
           </w:r>
           <w:r>
-            <w:instrText xml:space="preserve"> PAGEREF _Toc13229 \h </w:instrText>
+            <w:instrText xml:space="preserve"> PAGEREF _Toc10738 \h </w:instrText>
           </w:r>
           <w:r>
             <w:fldChar w:fldCharType="separate"/>
@@ -2395,9 +2624,23 @@
         <w:p>
           <w:pPr>
             <w:pStyle w:val="16"/>
+            <w:keepNext w:val="0"/>
+            <w:keepLines w:val="0"/>
+            <w:pageBreakBefore w:val="0"/>
+            <w:widowControl w:val="0"/>
             <w:tabs>
               <w:tab w:val="right" w:leader="dot" w:pos="8488"/>
             </w:tabs>
+            <w:kinsoku w:val="0"/>
+            <w:wordWrap/>
+            <w:overflowPunct/>
+            <w:topLinePunct w:val="0"/>
+            <w:autoSpaceDE w:val="0"/>
+            <w:autoSpaceDN w:val="0"/>
+            <w:bidi w:val="0"/>
+            <w:adjustRightInd w:val="0"/>
+            <w:snapToGrid w:val="0"/>
+            <w:textAlignment w:val="baseline"/>
           </w:pPr>
           <w:r>
             <w:rPr>
@@ -2411,7 +2654,7 @@
               <w:rFonts w:ascii="宋体" w:hAnsi="宋体" w:eastAsia="宋体" w:cs="宋体"/>
               <w:szCs w:val="21"/>
             </w:rPr>
-            <w:instrText xml:space="preserve"> HYPERLINK \l _Toc10146 </w:instrText>
+            <w:instrText xml:space="preserve"> HYPERLINK \l _Toc13837 </w:instrText>
           </w:r>
           <w:r>
             <w:rPr>
@@ -2439,7 +2682,7 @@
             <w:fldChar w:fldCharType="begin"/>
           </w:r>
           <w:r>
-            <w:instrText xml:space="preserve"> PAGEREF _Toc10146 \h </w:instrText>
+            <w:instrText xml:space="preserve"> PAGEREF _Toc13837 \h </w:instrText>
           </w:r>
           <w:r>
             <w:fldChar w:fldCharType="separate"/>
@@ -2461,9 +2704,23 @@
         <w:p>
           <w:pPr>
             <w:pStyle w:val="17"/>
+            <w:keepNext w:val="0"/>
+            <w:keepLines w:val="0"/>
+            <w:pageBreakBefore w:val="0"/>
+            <w:widowControl w:val="0"/>
             <w:tabs>
               <w:tab w:val="right" w:leader="dot" w:pos="8488"/>
             </w:tabs>
+            <w:kinsoku w:val="0"/>
+            <w:wordWrap/>
+            <w:overflowPunct/>
+            <w:topLinePunct w:val="0"/>
+            <w:autoSpaceDE w:val="0"/>
+            <w:autoSpaceDN w:val="0"/>
+            <w:bidi w:val="0"/>
+            <w:adjustRightInd w:val="0"/>
+            <w:snapToGrid w:val="0"/>
+            <w:textAlignment w:val="baseline"/>
           </w:pPr>
           <w:r>
             <w:rPr>
@@ -2477,7 +2734,7 @@
               <w:rFonts w:ascii="宋体" w:hAnsi="宋体" w:eastAsia="宋体" w:cs="宋体"/>
               <w:szCs w:val="21"/>
             </w:rPr>
-            <w:instrText xml:space="preserve"> HYPERLINK \l _Toc20035 </w:instrText>
+            <w:instrText xml:space="preserve"> HYPERLINK \l _Toc15495 </w:instrText>
           </w:r>
           <w:r>
             <w:rPr>
@@ -2505,7 +2762,7 @@
             <w:fldChar w:fldCharType="begin"/>
           </w:r>
           <w:r>
-            <w:instrText xml:space="preserve"> PAGEREF _Toc20035 \h </w:instrText>
+            <w:instrText xml:space="preserve"> PAGEREF _Toc15495 \h </w:instrText>
           </w:r>
           <w:r>
             <w:fldChar w:fldCharType="separate"/>
@@ -2527,9 +2784,23 @@
         <w:p>
           <w:pPr>
             <w:pStyle w:val="17"/>
+            <w:keepNext w:val="0"/>
+            <w:keepLines w:val="0"/>
+            <w:pageBreakBefore w:val="0"/>
+            <w:widowControl w:val="0"/>
             <w:tabs>
               <w:tab w:val="right" w:leader="dot" w:pos="8488"/>
             </w:tabs>
+            <w:kinsoku w:val="0"/>
+            <w:wordWrap/>
+            <w:overflowPunct/>
+            <w:topLinePunct w:val="0"/>
+            <w:autoSpaceDE w:val="0"/>
+            <w:autoSpaceDN w:val="0"/>
+            <w:bidi w:val="0"/>
+            <w:adjustRightInd w:val="0"/>
+            <w:snapToGrid w:val="0"/>
+            <w:textAlignment w:val="baseline"/>
           </w:pPr>
           <w:r>
             <w:rPr>
@@ -2543,7 +2814,7 @@
               <w:rFonts w:ascii="宋体" w:hAnsi="宋体" w:eastAsia="宋体" w:cs="宋体"/>
               <w:szCs w:val="21"/>
             </w:rPr>
-            <w:instrText xml:space="preserve"> HYPERLINK \l _Toc1168 </w:instrText>
+            <w:instrText xml:space="preserve"> HYPERLINK \l _Toc26026 </w:instrText>
           </w:r>
           <w:r>
             <w:rPr>
@@ -2571,7 +2842,7 @@
             <w:fldChar w:fldCharType="begin"/>
           </w:r>
           <w:r>
-            <w:instrText xml:space="preserve"> PAGEREF _Toc1168 \h </w:instrText>
+            <w:instrText xml:space="preserve"> PAGEREF _Toc26026 \h </w:instrText>
           </w:r>
           <w:r>
             <w:fldChar w:fldCharType="separate"/>
@@ -2593,9 +2864,23 @@
         <w:p>
           <w:pPr>
             <w:pStyle w:val="13"/>
+            <w:keepNext w:val="0"/>
+            <w:keepLines w:val="0"/>
+            <w:pageBreakBefore w:val="0"/>
+            <w:widowControl w:val="0"/>
             <w:tabs>
               <w:tab w:val="right" w:leader="dot" w:pos="8488"/>
             </w:tabs>
+            <w:kinsoku w:val="0"/>
+            <w:wordWrap/>
+            <w:overflowPunct/>
+            <w:topLinePunct w:val="0"/>
+            <w:autoSpaceDE w:val="0"/>
+            <w:autoSpaceDN w:val="0"/>
+            <w:bidi w:val="0"/>
+            <w:adjustRightInd w:val="0"/>
+            <w:snapToGrid w:val="0"/>
+            <w:textAlignment w:val="baseline"/>
           </w:pPr>
           <w:r>
             <w:rPr>
@@ -2609,7 +2894,7 @@
               <w:rFonts w:ascii="宋体" w:hAnsi="宋体" w:eastAsia="宋体" w:cs="宋体"/>
               <w:szCs w:val="21"/>
             </w:rPr>
-            <w:instrText xml:space="preserve"> HYPERLINK \l _Toc3599 </w:instrText>
+            <w:instrText xml:space="preserve"> HYPERLINK \l _Toc15808 </w:instrText>
           </w:r>
           <w:r>
             <w:rPr>
@@ -2637,7 +2922,7 @@
             <w:fldChar w:fldCharType="begin"/>
           </w:r>
           <w:r>
-            <w:instrText xml:space="preserve"> PAGEREF _Toc3599 \h </w:instrText>
+            <w:instrText xml:space="preserve"> PAGEREF _Toc15808 \h </w:instrText>
           </w:r>
           <w:r>
             <w:fldChar w:fldCharType="separate"/>
@@ -2659,9 +2944,23 @@
         <w:p>
           <w:pPr>
             <w:pStyle w:val="13"/>
+            <w:keepNext w:val="0"/>
+            <w:keepLines w:val="0"/>
+            <w:pageBreakBefore w:val="0"/>
+            <w:widowControl w:val="0"/>
             <w:tabs>
               <w:tab w:val="right" w:leader="dot" w:pos="8488"/>
             </w:tabs>
+            <w:kinsoku w:val="0"/>
+            <w:wordWrap/>
+            <w:overflowPunct/>
+            <w:topLinePunct w:val="0"/>
+            <w:autoSpaceDE w:val="0"/>
+            <w:autoSpaceDN w:val="0"/>
+            <w:bidi w:val="0"/>
+            <w:adjustRightInd w:val="0"/>
+            <w:snapToGrid w:val="0"/>
+            <w:textAlignment w:val="baseline"/>
           </w:pPr>
           <w:r>
             <w:rPr>
@@ -2675,7 +2974,7 @@
               <w:rFonts w:ascii="宋体" w:hAnsi="宋体" w:eastAsia="宋体" w:cs="宋体"/>
               <w:szCs w:val="21"/>
             </w:rPr>
-            <w:instrText xml:space="preserve"> HYPERLINK \l _Toc11151 </w:instrText>
+            <w:instrText xml:space="preserve"> HYPERLINK \l _Toc24434 </w:instrText>
           </w:r>
           <w:r>
             <w:rPr>
@@ -2703,7 +3002,7 @@
             <w:fldChar w:fldCharType="begin"/>
           </w:r>
           <w:r>
-            <w:instrText xml:space="preserve"> PAGEREF _Toc11151 \h </w:instrText>
+            <w:instrText xml:space="preserve"> PAGEREF _Toc24434 \h </w:instrText>
           </w:r>
           <w:r>
             <w:fldChar w:fldCharType="separate"/>
@@ -2725,9 +3024,23 @@
         <w:p>
           <w:pPr>
             <w:pStyle w:val="17"/>
+            <w:keepNext w:val="0"/>
+            <w:keepLines w:val="0"/>
+            <w:pageBreakBefore w:val="0"/>
+            <w:widowControl w:val="0"/>
             <w:tabs>
               <w:tab w:val="right" w:leader="dot" w:pos="8488"/>
             </w:tabs>
+            <w:kinsoku w:val="0"/>
+            <w:wordWrap/>
+            <w:overflowPunct/>
+            <w:topLinePunct w:val="0"/>
+            <w:autoSpaceDE w:val="0"/>
+            <w:autoSpaceDN w:val="0"/>
+            <w:bidi w:val="0"/>
+            <w:adjustRightInd w:val="0"/>
+            <w:snapToGrid w:val="0"/>
+            <w:textAlignment w:val="baseline"/>
           </w:pPr>
           <w:r>
             <w:rPr>
@@ -2741,7 +3054,7 @@
               <w:rFonts w:ascii="宋体" w:hAnsi="宋体" w:eastAsia="宋体" w:cs="宋体"/>
               <w:szCs w:val="21"/>
             </w:rPr>
-            <w:instrText xml:space="preserve"> HYPERLINK \l _Toc10118 </w:instrText>
+            <w:instrText xml:space="preserve"> HYPERLINK \l _Toc20269 </w:instrText>
           </w:r>
           <w:r>
             <w:rPr>
@@ -2769,7 +3082,7 @@
             <w:fldChar w:fldCharType="begin"/>
           </w:r>
           <w:r>
-            <w:instrText xml:space="preserve"> PAGEREF _Toc10118 \h </w:instrText>
+            <w:instrText xml:space="preserve"> PAGEREF _Toc20269 \h </w:instrText>
           </w:r>
           <w:r>
             <w:fldChar w:fldCharType="separate"/>
@@ -2791,9 +3104,23 @@
         <w:p>
           <w:pPr>
             <w:pStyle w:val="13"/>
+            <w:keepNext w:val="0"/>
+            <w:keepLines w:val="0"/>
+            <w:pageBreakBefore w:val="0"/>
+            <w:widowControl w:val="0"/>
             <w:tabs>
               <w:tab w:val="right" w:leader="dot" w:pos="8488"/>
             </w:tabs>
+            <w:kinsoku w:val="0"/>
+            <w:wordWrap/>
+            <w:overflowPunct/>
+            <w:topLinePunct w:val="0"/>
+            <w:autoSpaceDE w:val="0"/>
+            <w:autoSpaceDN w:val="0"/>
+            <w:bidi w:val="0"/>
+            <w:adjustRightInd w:val="0"/>
+            <w:snapToGrid w:val="0"/>
+            <w:textAlignment w:val="baseline"/>
           </w:pPr>
           <w:r>
             <w:rPr>
@@ -2807,7 +3134,7 @@
               <w:rFonts w:ascii="宋体" w:hAnsi="宋体" w:eastAsia="宋体" w:cs="宋体"/>
               <w:szCs w:val="21"/>
             </w:rPr>
-            <w:instrText xml:space="preserve"> HYPERLINK \l _Toc28399 </w:instrText>
+            <w:instrText xml:space="preserve"> HYPERLINK \l _Toc18809 </w:instrText>
           </w:r>
           <w:r>
             <w:rPr>
@@ -2835,7 +3162,7 @@
             <w:fldChar w:fldCharType="begin"/>
           </w:r>
           <w:r>
-            <w:instrText xml:space="preserve"> PAGEREF _Toc28399 \h </w:instrText>
+            <w:instrText xml:space="preserve"> PAGEREF _Toc18809 \h </w:instrText>
           </w:r>
           <w:r>
             <w:fldChar w:fldCharType="separate"/>
@@ -2857,9 +3184,23 @@
         <w:p>
           <w:pPr>
             <w:pStyle w:val="13"/>
+            <w:keepNext w:val="0"/>
+            <w:keepLines w:val="0"/>
+            <w:pageBreakBefore w:val="0"/>
+            <w:widowControl w:val="0"/>
             <w:tabs>
               <w:tab w:val="right" w:leader="dot" w:pos="8488"/>
             </w:tabs>
+            <w:kinsoku w:val="0"/>
+            <w:wordWrap/>
+            <w:overflowPunct/>
+            <w:topLinePunct w:val="0"/>
+            <w:autoSpaceDE w:val="0"/>
+            <w:autoSpaceDN w:val="0"/>
+            <w:bidi w:val="0"/>
+            <w:adjustRightInd w:val="0"/>
+            <w:snapToGrid w:val="0"/>
+            <w:textAlignment w:val="baseline"/>
           </w:pPr>
           <w:r>
             <w:rPr>
@@ -2873,7 +3214,7 @@
               <w:rFonts w:ascii="宋体" w:hAnsi="宋体" w:eastAsia="宋体" w:cs="宋体"/>
               <w:szCs w:val="21"/>
             </w:rPr>
-            <w:instrText xml:space="preserve"> HYPERLINK \l _Toc31933 </w:instrText>
+            <w:instrText xml:space="preserve"> HYPERLINK \l _Toc26192 </w:instrText>
           </w:r>
           <w:r>
             <w:rPr>
@@ -2901,7 +3242,7 @@
             <w:fldChar w:fldCharType="begin"/>
           </w:r>
           <w:r>
-            <w:instrText xml:space="preserve"> PAGEREF _Toc31933 \h </w:instrText>
+            <w:instrText xml:space="preserve"> PAGEREF _Toc26192 \h </w:instrText>
           </w:r>
           <w:r>
             <w:fldChar w:fldCharType="separate"/>
@@ -2923,9 +3264,23 @@
         <w:p>
           <w:pPr>
             <w:pStyle w:val="13"/>
+            <w:keepNext w:val="0"/>
+            <w:keepLines w:val="0"/>
+            <w:pageBreakBefore w:val="0"/>
+            <w:widowControl w:val="0"/>
             <w:tabs>
               <w:tab w:val="right" w:leader="dot" w:pos="8488"/>
             </w:tabs>
+            <w:kinsoku w:val="0"/>
+            <w:wordWrap/>
+            <w:overflowPunct/>
+            <w:topLinePunct w:val="0"/>
+            <w:autoSpaceDE w:val="0"/>
+            <w:autoSpaceDN w:val="0"/>
+            <w:bidi w:val="0"/>
+            <w:adjustRightInd w:val="0"/>
+            <w:snapToGrid w:val="0"/>
+            <w:textAlignment w:val="baseline"/>
           </w:pPr>
           <w:r>
             <w:rPr>
@@ -2939,7 +3294,7 @@
               <w:rFonts w:ascii="宋体" w:hAnsi="宋体" w:eastAsia="宋体" w:cs="宋体"/>
               <w:szCs w:val="21"/>
             </w:rPr>
-            <w:instrText xml:space="preserve"> HYPERLINK \l _Toc9572 </w:instrText>
+            <w:instrText xml:space="preserve"> HYPERLINK \l _Toc29706 </w:instrText>
           </w:r>
           <w:r>
             <w:rPr>
@@ -2967,7 +3322,7 @@
             <w:fldChar w:fldCharType="begin"/>
           </w:r>
           <w:r>
-            <w:instrText xml:space="preserve"> PAGEREF _Toc9572 \h </w:instrText>
+            <w:instrText xml:space="preserve"> PAGEREF _Toc29706 \h </w:instrText>
           </w:r>
           <w:r>
             <w:fldChar w:fldCharType="separate"/>
@@ -2989,9 +3344,23 @@
         <w:p>
           <w:pPr>
             <w:pStyle w:val="13"/>
+            <w:keepNext w:val="0"/>
+            <w:keepLines w:val="0"/>
+            <w:pageBreakBefore w:val="0"/>
+            <w:widowControl w:val="0"/>
             <w:tabs>
               <w:tab w:val="right" w:leader="dot" w:pos="8488"/>
             </w:tabs>
+            <w:kinsoku w:val="0"/>
+            <w:wordWrap/>
+            <w:overflowPunct/>
+            <w:topLinePunct w:val="0"/>
+            <w:autoSpaceDE w:val="0"/>
+            <w:autoSpaceDN w:val="0"/>
+            <w:bidi w:val="0"/>
+            <w:adjustRightInd w:val="0"/>
+            <w:snapToGrid w:val="0"/>
+            <w:textAlignment w:val="baseline"/>
           </w:pPr>
           <w:r>
             <w:rPr>
@@ -3005,7 +3374,7 @@
               <w:rFonts w:ascii="宋体" w:hAnsi="宋体" w:eastAsia="宋体" w:cs="宋体"/>
               <w:szCs w:val="21"/>
             </w:rPr>
-            <w:instrText xml:space="preserve"> HYPERLINK \l _Toc31401 </w:instrText>
+            <w:instrText xml:space="preserve"> HYPERLINK \l _Toc18383 </w:instrText>
           </w:r>
           <w:r>
             <w:rPr>
@@ -3033,7 +3402,7 @@
             <w:fldChar w:fldCharType="begin"/>
           </w:r>
           <w:r>
-            <w:instrText xml:space="preserve"> PAGEREF _Toc31401 \h </w:instrText>
+            <w:instrText xml:space="preserve"> PAGEREF _Toc18383 \h </w:instrText>
           </w:r>
           <w:r>
             <w:fldChar w:fldCharType="separate"/>
@@ -3142,8 +3511,8 @@
         <w:textAlignment w:val="baseline"/>
       </w:pPr>
       <w:bookmarkStart w:id="4" w:name="_Toc5665"/>
-      <w:bookmarkStart w:id="5" w:name="_Toc28195"/>
-      <w:bookmarkStart w:id="6" w:name="_Toc26997"/>
+      <w:bookmarkStart w:id="5" w:name="_Toc9993"/>
+      <w:bookmarkStart w:id="6" w:name="_Toc28195"/>
       <w:r>
         <w:rPr>
           <w:rFonts w:hint="eastAsia"/>
@@ -3198,7 +3567,7 @@
         <w:textAlignment w:val="baseline"/>
       </w:pPr>
       <w:bookmarkStart w:id="7" w:name="_Toc28351"/>
-      <w:bookmarkStart w:id="8" w:name="_Toc29004"/>
+      <w:bookmarkStart w:id="8" w:name="_Toc3926"/>
       <w:r>
         <w:rPr>
           <w:rFonts w:hint="eastAsia"/>
@@ -3259,8 +3628,8 @@
       <w:bookmarkEnd w:id="11"/>
       <w:bookmarkStart w:id="12" w:name="_bookmark2"/>
       <w:bookmarkEnd w:id="12"/>
-      <w:bookmarkStart w:id="13" w:name="_Toc6142"/>
-      <w:bookmarkStart w:id="14" w:name="_Toc20416"/>
+      <w:bookmarkStart w:id="13" w:name="_Toc12416"/>
+      <w:bookmarkStart w:id="14" w:name="_Toc6142"/>
       <w:r>
         <w:rPr>
           <w:rFonts w:hint="eastAsia"/>
@@ -3291,7 +3660,7 @@
           <w:rFonts w:hint="eastAsia"/>
         </w:rPr>
       </w:pPr>
-      <w:bookmarkStart w:id="15" w:name="_Toc1576"/>
+      <w:bookmarkStart w:id="15" w:name="_Toc13759"/>
       <w:r>
         <w:rPr>
           <w:rFonts w:hint="eastAsia"/>
@@ -3346,7 +3715,7 @@
           <w:rFonts w:hint="eastAsia"/>
         </w:rPr>
       </w:pPr>
-      <w:bookmarkStart w:id="16" w:name="_Toc4756"/>
+      <w:bookmarkStart w:id="16" w:name="_Toc18171"/>
       <w:r>
         <w:rPr>
           <w:rFonts w:hint="eastAsia"/>
@@ -3401,7 +3770,7 @@
           <w:rFonts w:hint="eastAsia"/>
         </w:rPr>
       </w:pPr>
-      <w:bookmarkStart w:id="17" w:name="_Toc12185"/>
+      <w:bookmarkStart w:id="17" w:name="_Toc24268"/>
       <w:r>
         <w:rPr>
           <w:rFonts w:hint="eastAsia"/>
@@ -3434,9 +3803,9 @@
         </w:rPr>
         <w:t>在合同期内，员工未办理请休假或离职手续，不在工作岗位三天以上，即构成自动离职。</w:t>
       </w:r>
-      <w:bookmarkStart w:id="18" w:name="_bookmark3"/>
+      <w:bookmarkStart w:id="18" w:name="4角色职责"/>
       <w:bookmarkEnd w:id="18"/>
-      <w:bookmarkStart w:id="19" w:name="4角色职责"/>
+      <w:bookmarkStart w:id="19" w:name="_bookmark3"/>
       <w:bookmarkEnd w:id="19"/>
       <w:bookmarkStart w:id="20" w:name="_Toc19748"/>
     </w:p>
@@ -3458,8 +3827,8 @@
         <w:snapToGrid w:val="0"/>
         <w:textAlignment w:val="baseline"/>
       </w:pPr>
-      <w:bookmarkStart w:id="21" w:name="_Toc632"/>
-      <w:bookmarkStart w:id="22" w:name="_Toc24097"/>
+      <w:bookmarkStart w:id="21" w:name="_Toc27003"/>
+      <w:bookmarkStart w:id="22" w:name="_Toc632"/>
       <w:r>
         <w:rPr>
           <w:rFonts w:hint="eastAsia"/>
@@ -3469,9 +3838,9 @@
       <w:bookmarkEnd w:id="20"/>
       <w:bookmarkEnd w:id="21"/>
       <w:bookmarkEnd w:id="22"/>
-      <w:bookmarkStart w:id="23" w:name="4.1部门负责人"/>
+      <w:bookmarkStart w:id="23" w:name="_bookmark4"/>
       <w:bookmarkEnd w:id="23"/>
-      <w:bookmarkStart w:id="24" w:name="_bookmark4"/>
+      <w:bookmarkStart w:id="24" w:name="4.1部门负责人"/>
       <w:bookmarkEnd w:id="24"/>
       <w:bookmarkStart w:id="25" w:name="_Toc8586"/>
     </w:p>
@@ -3494,7 +3863,7 @@
         <w:textAlignment w:val="baseline"/>
       </w:pPr>
       <w:bookmarkStart w:id="26" w:name="_Toc6678"/>
-      <w:bookmarkStart w:id="27" w:name="_Toc7282"/>
+      <w:bookmarkStart w:id="27" w:name="_Toc29950"/>
       <w:r>
         <w:rPr>
           <w:rFonts w:hint="eastAsia"/>
@@ -3601,8 +3970,8 @@
       <w:bookmarkStart w:id="28" w:name="4.2人力资源部"/>
       <w:bookmarkEnd w:id="28"/>
       <w:bookmarkStart w:id="29" w:name="_Toc17784"/>
-      <w:bookmarkStart w:id="30" w:name="_Toc28936"/>
-      <w:bookmarkStart w:id="31" w:name="_Toc13229"/>
+      <w:bookmarkStart w:id="30" w:name="_Toc10738"/>
+      <w:bookmarkStart w:id="31" w:name="_Toc28936"/>
       <w:r>
         <w:rPr>
           <w:rFonts w:hint="eastAsia"/>
@@ -3710,9 +4079,9 @@
       <w:bookmarkEnd w:id="32"/>
       <w:bookmarkStart w:id="33" w:name="_bookmark5"/>
       <w:bookmarkEnd w:id="33"/>
-      <w:bookmarkStart w:id="34" w:name="_Toc27134"/>
-      <w:bookmarkStart w:id="35" w:name="_Toc2234"/>
-      <w:bookmarkStart w:id="36" w:name="_Toc10146"/>
+      <w:bookmarkStart w:id="34" w:name="_Toc2234"/>
+      <w:bookmarkStart w:id="35" w:name="_Toc27134"/>
+      <w:bookmarkStart w:id="36" w:name="_Toc13837"/>
       <w:r>
         <w:rPr>
           <w:rFonts w:hint="eastAsia"/>
@@ -3745,9 +4114,9 @@
       <w:bookmarkEnd w:id="37"/>
       <w:bookmarkStart w:id="38" w:name="_bookmark6"/>
       <w:bookmarkEnd w:id="38"/>
-      <w:bookmarkStart w:id="39" w:name="_Toc16424"/>
-      <w:bookmarkStart w:id="40" w:name="_Toc14981"/>
-      <w:bookmarkStart w:id="41" w:name="_Toc20035"/>
+      <w:bookmarkStart w:id="39" w:name="_Toc14981"/>
+      <w:bookmarkStart w:id="40" w:name="_Toc15495"/>
+      <w:bookmarkStart w:id="41" w:name="_Toc16424"/>
       <w:r>
         <w:rPr>
           <w:rFonts w:hint="eastAsia"/>
@@ -3922,13 +4291,13 @@
         <w:snapToGrid w:val="0"/>
         <w:textAlignment w:val="baseline"/>
       </w:pPr>
-      <w:bookmarkStart w:id="42" w:name="5.2试用及转正"/>
+      <w:bookmarkStart w:id="42" w:name="_bookmark7"/>
       <w:bookmarkEnd w:id="42"/>
-      <w:bookmarkStart w:id="43" w:name="_bookmark7"/>
+      <w:bookmarkStart w:id="43" w:name="5.2试用及转正"/>
       <w:bookmarkEnd w:id="43"/>
       <w:bookmarkStart w:id="44" w:name="_Toc2869"/>
-      <w:bookmarkStart w:id="45" w:name="_Toc22625"/>
-      <w:bookmarkStart w:id="46" w:name="_Toc1168"/>
+      <w:bookmarkStart w:id="45" w:name="_Toc26026"/>
+      <w:bookmarkStart w:id="46" w:name="_Toc22625"/>
       <w:r>
         <w:rPr>
           <w:rFonts w:hint="eastAsia"/>
@@ -3962,7 +4331,7 @@
       <w:bookmarkStart w:id="48" w:name="_bookmark8"/>
       <w:bookmarkEnd w:id="48"/>
       <w:bookmarkStart w:id="49" w:name="_Toc13123"/>
-      <w:bookmarkStart w:id="50" w:name="_Toc3599"/>
+      <w:bookmarkStart w:id="50" w:name="_Toc15808"/>
       <w:r>
         <w:rPr>
           <w:rFonts w:hint="eastAsia"/>
@@ -4134,7 +4503,7 @@
       <w:bookmarkStart w:id="52" w:name="_bookmark9"/>
       <w:bookmarkEnd w:id="52"/>
       <w:bookmarkStart w:id="53" w:name="_Toc23209"/>
-      <w:bookmarkStart w:id="54" w:name="_Toc11151"/>
+      <w:bookmarkStart w:id="54" w:name="_Toc24434"/>
       <w:r>
         <w:rPr>
           <w:rFonts w:hint="eastAsia"/>
@@ -4263,7 +4632,7 @@
         <w:textAlignment w:val="baseline"/>
       </w:pPr>
       <w:bookmarkStart w:id="58" w:name="_Toc20319"/>
-      <w:bookmarkStart w:id="59" w:name="_Toc10118"/>
+      <w:bookmarkStart w:id="59" w:name="_Toc20269"/>
       <w:r>
         <w:rPr>
           <w:rFonts w:hint="eastAsia"/>
@@ -4292,12 +4661,12 @@
         <w:snapToGrid w:val="0"/>
         <w:textAlignment w:val="baseline"/>
       </w:pPr>
-      <w:bookmarkStart w:id="60" w:name="5.3.1离职通知"/>
+      <w:bookmarkStart w:id="60" w:name="_bookmark11"/>
       <w:bookmarkEnd w:id="60"/>
-      <w:bookmarkStart w:id="61" w:name="_bookmark11"/>
+      <w:bookmarkStart w:id="61" w:name="5.3.1离职通知"/>
       <w:bookmarkEnd w:id="61"/>
       <w:bookmarkStart w:id="62" w:name="_Toc21054"/>
-      <w:bookmarkStart w:id="63" w:name="_Toc28399"/>
+      <w:bookmarkStart w:id="63" w:name="_Toc18809"/>
       <w:r>
         <w:rPr>
           <w:rFonts w:hint="eastAsia"/>
@@ -4393,7 +4762,7 @@
       <w:bookmarkStart w:id="65" w:name="5.3.2离职面谈"/>
       <w:bookmarkEnd w:id="65"/>
       <w:bookmarkStart w:id="66" w:name="_Toc24027"/>
-      <w:bookmarkStart w:id="67" w:name="_Toc31933"/>
+      <w:bookmarkStart w:id="67" w:name="_Toc26192"/>
       <w:r>
         <w:rPr>
           <w:rFonts w:hint="eastAsia"/>
@@ -4488,8 +4857,8 @@
       <w:bookmarkEnd w:id="68"/>
       <w:bookmarkStart w:id="69" w:name="_bookmark13"/>
       <w:bookmarkEnd w:id="69"/>
-      <w:bookmarkStart w:id="70" w:name="_Toc6302"/>
-      <w:bookmarkStart w:id="71" w:name="_Toc9572"/>
+      <w:bookmarkStart w:id="70" w:name="_Toc29706"/>
+      <w:bookmarkStart w:id="71" w:name="_Toc6302"/>
       <w:r>
         <w:rPr>
           <w:rFonts w:hint="eastAsia"/>
@@ -4789,7 +5158,7 @@
       <w:bookmarkStart w:id="73" w:name="5.3.4离职工资结算"/>
       <w:bookmarkEnd w:id="73"/>
       <w:bookmarkStart w:id="74" w:name="_Toc30262"/>
-      <w:bookmarkStart w:id="75" w:name="_Toc31401"/>
+      <w:bookmarkStart w:id="75" w:name="_Toc18383"/>
       <w:r>
         <w:rPr>
           <w:rFonts w:hint="eastAsia"/>
@@ -4911,8 +5280,6 @@
         </w:rPr>
         <w:t>员工劳动合同解除或终止后，原劳资双方应履行的义务参照《劳动合同管理规定》中的相应条款执行。</w:t>
       </w:r>
-      <w:bookmarkStart w:id="76" w:name="_GoBack"/>
-      <w:bookmarkEnd w:id="76"/>
     </w:p>
     <w:sectPr>
       <w:footerReference r:id="rId7" w:type="default"/>
